--- a/carta-reclamo/huacho/Carta_Huacho_4_PeruCompras.docx
+++ b/carta-reclamo/huacho/Carta_Huacho_4_PeruCompras.docx
@@ -7,7 +7,7 @@
         <w:pStyle w:val="FirstParagraph"/>
       </w:pPr>
       <w:r>
-        <w:t xml:space="preserve">Lima, [DÍA] de octubre de 2026</w:t>
+        <w:t xml:space="preserve">Lima, 07 de octubre de 2026</w:t>
       </w:r>
     </w:p>
     <w:p>
@@ -19,7 +19,7 @@
           <w:bCs/>
           <w:b/>
         </w:rPr>
-        <w:t xml:space="preserve">CARTA N.° [___]-2026-ABS BIENES &amp; SERVICIOS E.I.R.L.</w:t>
+        <w:t xml:space="preserve">CARTA N.° 361-2026-ABS BIENES &amp; SERVICIOS E.I.R.L.</w:t>
       </w:r>
     </w:p>
     <w:p>
@@ -689,7 +689,7 @@
         <w:t xml:space="preserve"> </w:t>
       </w:r>
       <w:r>
-        <w:t xml:space="preserve">Con fecha [__] de octubre de 2026 le hemos cursado un</w:t>
+        <w:t xml:space="preserve">Con fecha 07 de octubre de 2026 le hemos cursado un</w:t>
       </w:r>
       <w:r>
         <w:t xml:space="preserve"> </w:t>
@@ -1355,7 +1355,7 @@
         <w:t xml:space="preserve"> </w:t>
       </w:r>
       <w:r>
-        <w:t xml:space="preserve">Carta N.° [___]-2026-ABS BIENES &amp; SERVICIOS E.I.R.L. dirigida al Alcalde de la Municipalidad Provincial de Huaura – Huacho, con todos sus anexos (orden de compra, guía de remisión con sello de recepción, factura, consulta SIAF, expediente interno, cartas anteriores y oficios de PERÚ COMPRAS).</w:t>
+        <w:t xml:space="preserve">Carta N.° 357-2026-ABS BIENES &amp; SERVICIOS E.I.R.L. dirigida al Alcalde de la Municipalidad Provincial de Huaura – Huacho, del 07/10/2026, con sus anexos (orden de compra, guía de remisión con sello de recepción, factura, carta de autorización de abono, consulta SIAF, expediente interno y oficio de PERÚ COMPRAS).</w:t>
       </w:r>
     </w:p>
     <w:bookmarkEnd w:id="22"/>

--- a/carta-reclamo/huacho/Carta_Huacho_4_PeruCompras.docx
+++ b/carta-reclamo/huacho/Carta_Huacho_4_PeruCompras.docx
@@ -1060,7 +1060,7 @@
       </w:r>
     </w:p>
     <w:bookmarkEnd w:id="21"/>
-    <w:bookmarkStart w:id="22" w:name="lo-que-solicitamos"/>
+    <w:bookmarkStart w:id="25" w:name="lo-que-solicitamos"/>
     <w:p>
       <w:pPr>
         <w:pStyle w:val="Heading2"/>
@@ -1255,27 +1255,52 @@
         <w:pStyle w:val="BodyText"/>
       </w:pPr>
       <w:r>
-        <w:t xml:space="preserve"> </w:t>
+        <w:drawing>
+          <wp:inline>
+            <wp:extent cx="2159999" cy="991189"/>
+            <wp:effectExtent b="0" l="0" r="0" t="0"/>
+            <wp:docPr descr="" title="" id="23" name="Picture"/>
+            <a:graphic>
+              <a:graphicData uri="http://schemas.openxmlformats.org/drawingml/2006/picture">
+                <pic:pic>
+                  <pic:nvPicPr>
+                    <pic:cNvPr descr="../firma_abs.png" id="24" name="Picture"/>
+                    <pic:cNvPicPr>
+                      <a:picLocks noChangeArrowheads="1" noChangeAspect="1"/>
+                    </pic:cNvPicPr>
+                  </pic:nvPicPr>
+                  <pic:blipFill>
+                    <a:blip r:embed="rId22"/>
+                    <a:stretch>
+                      <a:fillRect/>
+                    </a:stretch>
+                  </pic:blipFill>
+                  <pic:spPr bwMode="auto">
+                    <a:xfrm>
+                      <a:off x="0" y="0"/>
+                      <a:ext cx="2159999" cy="991189"/>
+                    </a:xfrm>
+                    <a:prstGeom prst="rect">
+                      <a:avLst/>
+                    </a:prstGeom>
+                    <a:noFill/>
+                    <a:ln w="9525">
+                      <a:noFill/>
+                      <a:headEnd/>
+                      <a:tailEnd/>
+                    </a:ln>
+                  </pic:spPr>
+                </pic:pic>
+              </a:graphicData>
+            </a:graphic>
+          </wp:inline>
+        </w:drawing>
       </w:r>
     </w:p>
     <w:p>
       <w:pPr>
         <w:pStyle w:val="BodyText"/>
       </w:pPr>
-      <w:r>
-        <w:t xml:space="preserve"> </w:t>
-      </w:r>
-    </w:p>
-    <w:p>
-      <w:pPr>
-        <w:pStyle w:val="BodyText"/>
-      </w:pPr>
-      <w:r>
-        <w:t xml:space="preserve">___________________________________</w:t>
-      </w:r>
-      <w:r>
-        <w:br/>
-      </w:r>
       <w:r>
         <w:rPr>
           <w:bCs/>
@@ -1358,7 +1383,7 @@
         <w:t xml:space="preserve">Carta N.° 357-2026-ABS BIENES &amp; SERVICIOS E.I.R.L. dirigida al Alcalde de la Municipalidad Provincial de Huaura – Huacho, del 07/10/2026, con sus anexos (orden de compra, guía de remisión con sello de recepción, factura, carta de autorización de abono, consulta SIAF, expediente interno y oficio de PERÚ COMPRAS).</w:t>
       </w:r>
     </w:p>
-    <w:bookmarkEnd w:id="22"/>
+    <w:bookmarkEnd w:id="25"/>
     <w:sectPr/>
   </w:body>
 </w:document>

--- a/carta-reclamo/huacho/Carta_Huacho_4_PeruCompras.docx
+++ b/carta-reclamo/huacho/Carta_Huacho_4_PeruCompras.docx
@@ -19,7 +19,7 @@
           <w:bCs/>
           <w:b/>
         </w:rPr>
-        <w:t xml:space="preserve">CARTA N.° 361-2026-ABS BIENES &amp; SERVICIOS E.I.R.L.</w:t>
+        <w:t xml:space="preserve">CARTA N.° 07102026-5-ABS BIENES &amp; SERVICIOS E.I.R.L.</w:t>
       </w:r>
     </w:p>
     <w:p>
@@ -1380,7 +1380,7 @@
         <w:t xml:space="preserve"> </w:t>
       </w:r>
       <w:r>
-        <w:t xml:space="preserve">Carta N.° 357-2026-ABS BIENES &amp; SERVICIOS E.I.R.L. dirigida al Alcalde de la Municipalidad Provincial de Huaura – Huacho, del 07/10/2026, con sus anexos (orden de compra, guía de remisión con sello de recepción, factura, carta de autorización de abono, consulta SIAF, expediente interno y oficio de PERÚ COMPRAS).</w:t>
+        <w:t xml:space="preserve">Carta N.° 07102026-1-ABS BIENES &amp; SERVICIOS E.I.R.L. dirigida al Alcalde de la Municipalidad Provincial de Huaura – Huacho, del 07/10/2026, con sus anexos (orden de compra, guía de remisión con sello de recepción, factura, carta de autorización de abono, consulta SIAF, expediente interno y oficio de PERÚ COMPRAS).</w:t>
       </w:r>
     </w:p>
     <w:bookmarkEnd w:id="25"/>

--- a/carta-reclamo/huacho/Carta_Huacho_4_PeruCompras.docx
+++ b/carta-reclamo/huacho/Carta_Huacho_4_PeruCompras.docx
@@ -27,7 +27,7 @@
         <w:pStyle w:val="BodyText"/>
       </w:pPr>
       <w:r>
-        <w:t xml:space="preserve">Señora</w:t>
+        <w:t xml:space="preserve">Señor</w:t>
       </w:r>
       <w:r>
         <w:br/>
@@ -37,13 +37,13 @@
           <w:bCs/>
           <w:b/>
         </w:rPr>
-        <w:t xml:space="preserve">AIDA MÓNICA LA ROSA SÁNCHEZ BAYES DE LÓPEZ</w:t>
+        <w:t xml:space="preserve">NEAL MARTÍN MAURA GONZALES</w:t>
       </w:r>
       <w:r>
         <w:br/>
       </w:r>
       <w:r>
-        <w:t xml:space="preserve">Directora de la Dirección de Compras Electrónicas y Modalidades Eficientes – DCEME</w:t>
+        <w:t xml:space="preserve">Director de la Dirección de Compras Electrónicas y Modalidades Eficientes – DCEME</w:t>
       </w:r>
       <w:r>
         <w:br/>
